--- a/BoneSparrow-lesson-precat.docx
+++ b/BoneSparrow-lesson-precat.docx
@@ -6,27 +6,30 @@
       <w:tblPr>
         <w:tblW w:type="dxa" w:w="10306"/>
         <w:tblBorders>
-          <w:top w:val="single" w:color="BFBFBF" w:sz="4"/>
-          <w:left w:val="single" w:color="BFBFBF" w:sz="4"/>
-          <w:bottom w:val="single" w:color="BFBFBF" w:sz="4"/>
-          <w:right w:val="single" w:color="BFBFBF" w:sz="4"/>
+          <w:top w:val="single" w:color="808080" w:sz="6"/>
+          <w:left w:val="single" w:color="808080" w:sz="6"/>
+          <w:bottom w:val="single" w:color="808080" w:sz="6"/>
+          <w:right w:val="single" w:color="808080" w:sz="6"/>
           <w:insideH w:val="single" w:color="auto" w:sz="4"/>
           <w:insideV w:val="single" w:color="auto" w:sz="4"/>
         </w:tblBorders>
       </w:tblPr>
       <w:tblGrid>
-        <w:gridCol w:w="2600"/>
-        <w:gridCol w:w="7706"/>
+        <w:gridCol w:w="2700"/>
+        <w:gridCol w:w="7606"/>
       </w:tblGrid>
       <w:tr>
-        <w:tc>
-          <w:tcPr>
-            <w:tcW w:type="dxa" w:w="2600"/>
-            <w:shd w:fill="E7E6E6" w:color="auto" w:val="clear"/>
-            <w:tcMar>
-              <w:top w:type="dxa" w:w="100"/>
-              <w:left w:type="dxa" w:w="140"/>
-              <w:bottom w:type="dxa" w:w="100"/>
+        <w:trPr>
+          <w:tblHeader/>
+        </w:trPr>
+        <w:tc>
+          <w:tcPr>
+            <w:tcW w:type="dxa" w:w="2700"/>
+            <w:shd w:fill="7030A0" w:color="auto" w:val="clear"/>
+            <w:tcMar>
+              <w:top w:type="dxa" w:w="90"/>
+              <w:left w:type="dxa" w:w="140"/>
+              <w:bottom w:type="dxa" w:w="90"/>
               <w:right w:type="dxa" w:w="140"/>
             </w:tcMar>
           </w:tcPr>
@@ -39,7 +42,7 @@
                 <w:rFonts w:ascii="Calibri" w:cs="Calibri" w:eastAsia="Calibri" w:hAnsi="Calibri"/>
                 <w:b/>
                 <w:bCs/>
-                <w:color w:val="000000"/>
+                <w:color w:val="FFC000"/>
                 <w:sz w:val="22"/>
                 <w:szCs w:val="22"/>
               </w:rPr>
@@ -49,28 +52,30 @@
         </w:tc>
         <w:tc>
           <w:tcPr>
-            <w:tcW w:type="dxa" w:w="7706"/>
-            <w:tcMar>
-              <w:top w:type="dxa" w:w="100"/>
-              <w:left w:type="dxa" w:w="140"/>
-              <w:bottom w:type="dxa" w:w="100"/>
-              <w:right w:type="dxa" w:w="140"/>
-            </w:tcMar>
-          </w:tcPr>
-          <w:p>
-            <w:pPr>
-              <w:spacing w:after="60"/>
+            <w:tcW w:type="dxa" w:w="7606"/>
+            <w:shd w:fill="7030A0" w:color="auto" w:val="clear"/>
+            <w:tcMar>
+              <w:top w:type="dxa" w:w="90"/>
+              <w:left w:type="dxa" w:w="140"/>
+              <w:bottom w:type="dxa" w:w="90"/>
+              <w:right w:type="dxa" w:w="140"/>
+            </w:tcMar>
+          </w:tcPr>
+          <w:p>
+            <w:pPr>
+              <w:spacing w:after="0"/>
+              <w:jc w:val="center"/>
             </w:pPr>
             <w:r>
               <w:rPr>
                 <w:rFonts w:ascii="Calibri" w:cs="Calibri" w:eastAsia="Calibri" w:hAnsi="Calibri"/>
                 <w:b/>
                 <w:bCs/>
-                <w:color w:val="000000"/>
-                <w:sz w:val="26"/>
-                <w:szCs w:val="26"/>
-              </w:rPr>
-              <w:t xml:space="preserve">Pre-CAT — collecting evidence for the assessment</w:t>
+                <w:color w:val="FFC000"/>
+                <w:sz w:val="22"/>
+                <w:szCs w:val="22"/>
+              </w:rPr>
+              <w:t xml:space="preserve">Analytical writing – collecting evidence</w:t>
             </w:r>
           </w:p>
         </w:tc>
@@ -78,12 +83,12 @@
       <w:tr>
         <w:tc>
           <w:tcPr>
-            <w:tcW w:type="dxa" w:w="2600"/>
-            <w:shd w:fill="E7E6E6" w:color="auto" w:val="clear"/>
-            <w:tcMar>
-              <w:top w:type="dxa" w:w="100"/>
-              <w:left w:type="dxa" w:w="140"/>
-              <w:bottom w:type="dxa" w:w="100"/>
+            <w:tcW w:type="dxa" w:w="2700"/>
+            <w:shd w:fill="FFFFFF" w:color="auto" w:val="clear"/>
+            <w:tcMar>
+              <w:top w:type="dxa" w:w="90"/>
+              <w:left w:type="dxa" w:w="140"/>
+              <w:bottom w:type="dxa" w:w="90"/>
               <w:right w:type="dxa" w:w="140"/>
             </w:tcMar>
           </w:tcPr>
@@ -106,26 +111,27 @@
         </w:tc>
         <w:tc>
           <w:tcPr>
-            <w:tcW w:type="dxa" w:w="7706"/>
-            <w:tcMar>
-              <w:top w:type="dxa" w:w="100"/>
-              <w:left w:type="dxa" w:w="140"/>
-              <w:bottom w:type="dxa" w:w="100"/>
-              <w:right w:type="dxa" w:w="140"/>
-            </w:tcMar>
-          </w:tcPr>
-          <w:p>
-            <w:pPr>
-              <w:spacing w:after="60"/>
-            </w:pPr>
-            <w:r>
-              <w:rPr>
-                <w:rFonts w:ascii="Calibri" w:cs="Calibri" w:eastAsia="Calibri" w:hAnsi="Calibri"/>
-                <w:color w:val="000000"/>
-                <w:sz w:val="22"/>
-                <w:szCs w:val="22"/>
-              </w:rPr>
-              <w:t xml:space="preserve">To find and record quotations from across the whole novel, organised by the ideas I might write about in the CAT.</w:t>
+            <w:tcW w:type="dxa" w:w="7606"/>
+            <w:shd w:fill="FFFFFF" w:color="auto" w:val="clear"/>
+            <w:tcMar>
+              <w:top w:type="dxa" w:w="90"/>
+              <w:left w:type="dxa" w:w="140"/>
+              <w:bottom w:type="dxa" w:w="90"/>
+              <w:right w:type="dxa" w:w="140"/>
+            </w:tcMar>
+          </w:tcPr>
+          <w:p>
+            <w:pPr>
+              <w:spacing w:after="60"/>
+            </w:pPr>
+            <w:r>
+              <w:rPr>
+                <w:rFonts w:ascii="Calibri" w:cs="Calibri" w:eastAsia="Calibri" w:hAnsi="Calibri"/>
+                <w:color w:val="000000"/>
+                <w:sz w:val="22"/>
+                <w:szCs w:val="22"/>
+              </w:rPr>
+              <w:t xml:space="preserve">We are learning to find and record evidence from the whole novel, organised by idea.</w:t>
             </w:r>
           </w:p>
         </w:tc>
@@ -133,12 +139,12 @@
       <w:tr>
         <w:tc>
           <w:tcPr>
-            <w:tcW w:type="dxa" w:w="2600"/>
-            <w:shd w:fill="E7E6E6" w:color="auto" w:val="clear"/>
-            <w:tcMar>
-              <w:top w:type="dxa" w:w="100"/>
-              <w:left w:type="dxa" w:w="140"/>
-              <w:bottom w:type="dxa" w:w="100"/>
+            <w:tcW w:type="dxa" w:w="2700"/>
+            <w:shd w:fill="FFFFFF" w:color="auto" w:val="clear"/>
+            <w:tcMar>
+              <w:top w:type="dxa" w:w="90"/>
+              <w:left w:type="dxa" w:w="140"/>
+              <w:bottom w:type="dxa" w:w="90"/>
               <w:right w:type="dxa" w:w="140"/>
             </w:tcMar>
           </w:tcPr>
@@ -161,11 +167,12 @@
         </w:tc>
         <w:tc>
           <w:tcPr>
-            <w:tcW w:type="dxa" w:w="7706"/>
-            <w:tcMar>
-              <w:top w:type="dxa" w:w="100"/>
-              <w:left w:type="dxa" w:w="140"/>
-              <w:bottom w:type="dxa" w:w="100"/>
+            <w:tcW w:type="dxa" w:w="7606"/>
+            <w:shd w:fill="FFFFFF" w:color="auto" w:val="clear"/>
+            <w:tcMar>
+              <w:top w:type="dxa" w:w="90"/>
+              <w:left w:type="dxa" w:w="140"/>
+              <w:bottom w:type="dxa" w:w="90"/>
               <w:right w:type="dxa" w:w="140"/>
             </w:tcMar>
           </w:tcPr>
@@ -181,7 +188,16 @@
                 <w:sz w:val="22"/>
                 <w:szCs w:val="22"/>
               </w:rPr>
-              <w:t xml:space="preserve">•	I have found at least 6 quotes from my chapters, each with the correct chapter number</w:t>
+              <w:t xml:space="preserve">•	</w:t>
+            </w:r>
+            <w:r>
+              <w:rPr>
+                <w:rFonts w:ascii="Calibri" w:cs="Calibri" w:eastAsia="Calibri" w:hAnsi="Calibri"/>
+                <w:color w:val="000000"/>
+                <w:sz w:val="22"/>
+                <w:szCs w:val="22"/>
+              </w:rPr>
+              <w:t xml:space="preserve">I have found at least 6 quotes from my two chapters, each with its chapter number</w:t>
             </w:r>
           </w:p>
           <w:p>
@@ -196,7 +212,16 @@
                 <w:sz w:val="22"/>
                 <w:szCs w:val="22"/>
               </w:rPr>
-              <w:t xml:space="preserve">•	I have added my quotes to the posters they belong to</w:t>
+              <w:t xml:space="preserve">•	</w:t>
+            </w:r>
+            <w:r>
+              <w:rPr>
+                <w:rFonts w:ascii="Calibri" w:cs="Calibri" w:eastAsia="Calibri" w:hAnsi="Calibri"/>
+                <w:color w:val="000000"/>
+                <w:sz w:val="22"/>
+                <w:szCs w:val="22"/>
+              </w:rPr>
+              <w:t xml:space="preserve">I have added every one of them to the poster it belongs to</w:t>
             </w:r>
           </w:p>
           <w:p>
@@ -211,7 +236,16 @@
                 <w:sz w:val="22"/>
                 <w:szCs w:val="22"/>
               </w:rPr>
-              <w:t xml:space="preserve">•	I have a completed quote-hunt sheet to take into the CAT</w:t>
+              <w:t xml:space="preserve">•	</w:t>
+            </w:r>
+            <w:r>
+              <w:rPr>
+                <w:rFonts w:ascii="Calibri" w:cs="Calibri" w:eastAsia="Calibri" w:hAnsi="Calibri"/>
+                <w:color w:val="000000"/>
+                <w:sz w:val="22"/>
+                <w:szCs w:val="22"/>
+              </w:rPr>
+              <w:t xml:space="preserve">I have a finished quote-hunt sheet to bring into the CAT</w:t>
             </w:r>
           </w:p>
         </w:tc>
@@ -219,12 +253,12 @@
       <w:tr>
         <w:tc>
           <w:tcPr>
-            <w:tcW w:type="dxa" w:w="2600"/>
-            <w:shd w:fill="E7E6E6" w:color="auto" w:val="clear"/>
-            <w:tcMar>
-              <w:top w:type="dxa" w:w="100"/>
-              <w:left w:type="dxa" w:w="140"/>
-              <w:bottom w:type="dxa" w:w="100"/>
+            <w:tcW w:type="dxa" w:w="2700"/>
+            <w:shd w:fill="A9D18E" w:color="auto" w:val="clear"/>
+            <w:tcMar>
+              <w:top w:type="dxa" w:w="90"/>
+              <w:left w:type="dxa" w:w="140"/>
+              <w:bottom w:type="dxa" w:w="90"/>
               <w:right w:type="dxa" w:w="140"/>
             </w:tcMar>
           </w:tcPr>
@@ -247,11 +281,40 @@
         </w:tc>
         <w:tc>
           <w:tcPr>
-            <w:tcW w:type="dxa" w:w="7706"/>
-            <w:tcMar>
-              <w:top w:type="dxa" w:w="100"/>
-              <w:left w:type="dxa" w:w="140"/>
-              <w:bottom w:type="dxa" w:w="100"/>
+            <w:tcW w:type="dxa" w:w="7606"/>
+            <w:shd w:fill="E2EFDA" w:color="auto" w:val="clear"/>
+            <w:tcMar>
+              <w:top w:type="dxa" w:w="90"/>
+              <w:left w:type="dxa" w:w="140"/>
+              <w:bottom w:type="dxa" w:w="90"/>
+              <w:right w:type="dxa" w:w="140"/>
+            </w:tcMar>
+          </w:tcPr>
+          <w:p>
+            <w:pPr>
+              <w:spacing w:after="60"/>
+            </w:pPr>
+            <w:r>
+              <w:rPr>
+                <w:rFonts w:ascii="Calibri" w:cs="Calibri" w:eastAsia="Calibri" w:hAnsi="Calibri"/>
+                <w:color w:val="000000"/>
+                <w:sz w:val="22"/>
+                <w:szCs w:val="22"/>
+              </w:rPr>
+              <w:t xml:space="preserve">The six ideas on the board — imprisonment, freedom, imagination, storytelling, loneliness, friendship and family. Think–pair–share, 2 minutes: which one do you already have a quote for, and which chapter is it in?</w:t>
+            </w:r>
+          </w:p>
+        </w:tc>
+      </w:tr>
+      <w:tr>
+        <w:tc>
+          <w:tcPr>
+            <w:tcW w:type="dxa" w:w="2700"/>
+            <w:shd w:fill="F4B6B6" w:color="auto" w:val="clear"/>
+            <w:tcMar>
+              <w:top w:type="dxa" w:w="90"/>
+              <w:left w:type="dxa" w:w="140"/>
+              <w:bottom w:type="dxa" w:w="90"/>
               <w:right w:type="dxa" w:w="140"/>
             </w:tcMar>
           </w:tcPr>
@@ -268,16 +331,103 @@
                 <w:sz w:val="22"/>
                 <w:szCs w:val="22"/>
               </w:rPr>
-              <w:t xml:space="preserve">Quick recap.</w:t>
-            </w:r>
-            <w:r>
-              <w:rPr>
-                <w:rFonts w:ascii="Calibri" w:cs="Calibri" w:eastAsia="Calibri" w:hAnsi="Calibri"/>
-                <w:color w:val="000000"/>
-                <w:sz w:val="22"/>
-                <w:szCs w:val="22"/>
-              </w:rPr>
-              <w:t xml:space="preserve"> On the board or out loud: the six ideas the unit has tracked — imprisonment, freedom, imagination, storytelling, loneliness, friendship and family. 2 minutes, think–pair–share: which one already has a quote in your memory, and which chapter is it from?</w:t>
+              <w:t xml:space="preserve">Develop and Discover</w:t>
+            </w:r>
+          </w:p>
+        </w:tc>
+        <w:tc>
+          <w:tcPr>
+            <w:tcW w:type="dxa" w:w="7606"/>
+            <w:shd w:fill="FCE4E4" w:color="auto" w:val="clear"/>
+            <w:tcMar>
+              <w:top w:type="dxa" w:w="90"/>
+              <w:left w:type="dxa" w:w="140"/>
+              <w:bottom w:type="dxa" w:w="90"/>
+              <w:right w:type="dxa" w:w="140"/>
+            </w:tcMar>
+          </w:tcPr>
+          <w:p>
+            <w:pPr>
+              <w:spacing w:after="60"/>
+            </w:pPr>
+            <w:r>
+              <w:rPr>
+                <w:rFonts w:ascii="Calibri" w:cs="Calibri" w:eastAsia="Calibri" w:hAnsi="Calibri"/>
+                <w:color w:val="000000"/>
+                <w:sz w:val="22"/>
+                <w:szCs w:val="22"/>
+              </w:rPr>
+              <w:t xml:space="preserve">The six </w:t>
+            </w:r>
+            <w:hyperlink w:history="1" r:id="rIdwzdkui2vndyycvgqh8btn">
+              <w:r>
+                <w:rPr>
+                  <w:rFonts w:ascii="Calibri" w:cs="Calibri" w:eastAsia="Calibri" w:hAnsi="Calibri"/>
+                  <w:color w:val="0563C1"/>
+                  <w:sz w:val="22"/>
+                  <w:szCs w:val="22"/>
+                  <w:u w:val="single"/>
+                </w:rPr>
+                <w:t xml:space="preserve">idea posters</w:t>
+              </w:r>
+            </w:hyperlink>
+            <w:r>
+              <w:rPr>
+                <w:rFonts w:ascii="Calibri" w:cs="Calibri" w:eastAsia="Calibri" w:hAnsi="Calibri"/>
+                <w:color w:val="000000"/>
+                <w:sz w:val="22"/>
+                <w:szCs w:val="22"/>
+              </w:rPr>
+              <w:t xml:space="preserve"> are up around the room, one idea each with a few ways of reading it; the rest of the sheet is blank.</w:t>
+            </w:r>
+          </w:p>
+          <w:p>
+            <w:pPr>
+              <w:spacing w:after="60"/>
+            </w:pPr>
+            <w:r>
+              <w:rPr>
+                <w:rFonts w:ascii="Calibri" w:cs="Calibri" w:eastAsia="Calibri" w:hAnsi="Calibri"/>
+                <w:color w:val="000000"/>
+                <w:sz w:val="22"/>
+                <w:szCs w:val="22"/>
+              </w:rPr>
+              <w:t xml:space="preserve">Model one: pick a chapter, find a quote, name the poster it belongs to and why. Write it on a sticky note — the words, the chapter, your name — and on the quote-hunt sheet in the same go. A quote can fit two posters; put it on both.</w:t>
+            </w:r>
+          </w:p>
+          <w:p>
+            <w:pPr>
+              <w:spacing w:after="0"/>
+            </w:pPr>
+            <w:r>
+              <w:rPr>
+                <w:rFonts w:ascii="Calibri" w:cs="Calibri" w:eastAsia="Calibri" w:hAnsi="Calibri"/>
+                <w:color w:val="000000"/>
+                <w:sz w:val="22"/>
+                <w:szCs w:val="22"/>
+              </w:rPr>
+              <w:t xml:space="preserve">Hand out the </w:t>
+            </w:r>
+            <w:hyperlink w:history="1" r:id="rIdazfdbbruiv4b3ipba7hzs">
+              <w:r>
+                <w:rPr>
+                  <w:rFonts w:ascii="Calibri" w:cs="Calibri" w:eastAsia="Calibri" w:hAnsi="Calibri"/>
+                  <w:color w:val="0563C1"/>
+                  <w:sz w:val="22"/>
+                  <w:szCs w:val="22"/>
+                  <w:u w:val="single"/>
+                </w:rPr>
+                <w:t xml:space="preserve">chapter tickets</w:t>
+              </w:r>
+            </w:hyperlink>
+            <w:r>
+              <w:rPr>
+                <w:rFonts w:ascii="Calibri" w:cs="Calibri" w:eastAsia="Calibri" w:hAnsi="Calibri"/>
+                <w:color w:val="000000"/>
+                <w:sz w:val="22"/>
+                <w:szCs w:val="22"/>
+              </w:rPr>
+              <w:t xml:space="preserve">, cut and shuffled. Each student draws one: two chapters (chapter 37 is on its own). Tickets repeat for a class bigger than 19, and that is fine — two students on the same chapters find different quotes.</w:t>
             </w:r>
           </w:p>
         </w:tc>
@@ -285,12 +435,12 @@
       <w:tr>
         <w:tc>
           <w:tcPr>
-            <w:tcW w:type="dxa" w:w="2600"/>
-            <w:shd w:fill="E7E6E6" w:color="auto" w:val="clear"/>
-            <w:tcMar>
-              <w:top w:type="dxa" w:w="100"/>
-              <w:left w:type="dxa" w:w="140"/>
-              <w:bottom w:type="dxa" w:w="100"/>
+            <w:tcW w:type="dxa" w:w="2700"/>
+            <w:shd w:fill="9DC3E6" w:color="auto" w:val="clear"/>
+            <w:tcMar>
+              <w:top w:type="dxa" w:w="90"/>
+              <w:left w:type="dxa" w:w="140"/>
+              <w:bottom w:type="dxa" w:w="90"/>
               <w:right w:type="dxa" w:w="140"/>
             </w:tcMar>
           </w:tcPr>
@@ -307,66 +457,166 @@
                 <w:sz w:val="22"/>
                 <w:szCs w:val="22"/>
               </w:rPr>
-              <w:t xml:space="preserve">Develop and Discover</w:t>
-            </w:r>
-          </w:p>
-        </w:tc>
-        <w:tc>
-          <w:tcPr>
-            <w:tcW w:type="dxa" w:w="7706"/>
-            <w:tcMar>
-              <w:top w:type="dxa" w:w="100"/>
-              <w:left w:type="dxa" w:w="140"/>
-              <w:bottom w:type="dxa" w:w="100"/>
-              <w:right w:type="dxa" w:w="140"/>
-            </w:tcMar>
-          </w:tcPr>
-          <w:p>
-            <w:pPr>
-              <w:spacing w:after="60"/>
-            </w:pPr>
-            <w:r>
-              <w:rPr>
-                <w:rFonts w:ascii="Calibri" w:cs="Calibri" w:eastAsia="Calibri" w:hAnsi="Calibri"/>
-                <w:color w:val="000000"/>
-                <w:sz w:val="22"/>
-                <w:szCs w:val="22"/>
-              </w:rPr>
-              <w:t xml:space="preserve">The posters are up around the room, one idea on each</w:t>
-            </w:r>
-            <w:r>
-              <w:rPr>
-                <w:rFonts w:ascii="Calibri" w:cs="Calibri" w:eastAsia="Calibri" w:hAnsi="Calibri"/>
-                <w:color w:val="000000"/>
-                <w:sz w:val="22"/>
-                <w:szCs w:val="22"/>
-              </w:rPr>
-              <w:t xml:space="preserve"> — imprisonment, freedom, imagination, storytelling, loneliness, friendship and family. Each poster has the idea and a few ways of reading it; the rest of the sheet is blank.</w:t>
-            </w:r>
-          </w:p>
-          <w:p>
-            <w:pPr>
-              <w:spacing w:after="60"/>
-            </w:pPr>
-            <w:r>
-              <w:rPr>
-                <w:rFonts w:ascii="Calibri" w:cs="Calibri" w:eastAsia="Calibri" w:hAnsi="Calibri"/>
-                <w:color w:val="000000"/>
-                <w:sz w:val="22"/>
-                <w:szCs w:val="22"/>
-              </w:rPr>
-              <w:t xml:space="preserve">Model the task</w:t>
-            </w:r>
-            <w:r>
-              <w:rPr>
-                <w:rFonts w:ascii="Calibri" w:cs="Calibri" w:eastAsia="Calibri" w:hAnsi="Calibri"/>
-                <w:color w:val="000000"/>
-                <w:sz w:val="22"/>
-                <w:szCs w:val="22"/>
-              </w:rPr>
-              <w:t xml:space="preserve"> with one example: take a chapter, find a quote, say which poster it belongs to and why, then write it on a sticky note (the words, the chapter number, your name) and on the quote-hunt sheet in the same go. Point out that the same quote can sometimes fit more than one poster — that's fine, put it on both.</w:t>
-            </w:r>
-          </w:p>
+              <w:t xml:space="preserve">Apply</w:t>
+            </w:r>
+          </w:p>
+        </w:tc>
+        <w:tc>
+          <w:tcPr>
+            <w:tcW w:type="dxa" w:w="7606"/>
+            <w:shd w:fill="DEEBF7" w:color="auto" w:val="clear"/>
+            <w:tcMar>
+              <w:top w:type="dxa" w:w="90"/>
+              <w:left w:type="dxa" w:w="140"/>
+              <w:bottom w:type="dxa" w:w="90"/>
+              <w:right w:type="dxa" w:w="140"/>
+            </w:tcMar>
+          </w:tcPr>
+          <w:p>
+            <w:pPr>
+              <w:spacing w:after="60"/>
+            </w:pPr>
+            <w:r>
+              <w:rPr>
+                <w:rFonts w:ascii="Calibri" w:cs="Calibri" w:eastAsia="Calibri" w:hAnsi="Calibri"/>
+                <w:color w:val="000000"/>
+                <w:sz w:val="22"/>
+                <w:szCs w:val="22"/>
+              </w:rPr>
+              <w:t xml:space="preserve">Working alone, on the </w:t>
+            </w:r>
+            <w:hyperlink w:history="1" r:id="rIdvr2clekrug4f5zqrhbgba">
+              <w:r>
+                <w:rPr>
+                  <w:rFonts w:ascii="Calibri" w:cs="Calibri" w:eastAsia="Calibri" w:hAnsi="Calibri"/>
+                  <w:color w:val="0563C1"/>
+                  <w:sz w:val="22"/>
+                  <w:szCs w:val="22"/>
+                  <w:u w:val="single"/>
+                </w:rPr>
+                <w:t xml:space="preserve">quote-hunt sheet</w:t>
+              </w:r>
+            </w:hyperlink>
+            <w:r>
+              <w:rPr>
+                <w:rFonts w:ascii="Calibri" w:cs="Calibri" w:eastAsia="Calibri" w:hAnsi="Calibri"/>
+                <w:color w:val="000000"/>
+                <w:sz w:val="22"/>
+                <w:szCs w:val="22"/>
+              </w:rPr>
+              <w:t xml:space="preserve">:</w:t>
+            </w:r>
+          </w:p>
+          <w:p>
+            <w:pPr>
+              <w:spacing w:after="40"/>
+              <w:ind w:left="300" w:hanging="200"/>
+            </w:pPr>
+            <w:r>
+              <w:rPr>
+                <w:rFonts w:ascii="Calibri" w:cs="Calibri" w:eastAsia="Calibri" w:hAnsi="Calibri"/>
+                <w:color w:val="000000"/>
+                <w:sz w:val="22"/>
+                <w:szCs w:val="22"/>
+              </w:rPr>
+              <w:t xml:space="preserve">•	</w:t>
+            </w:r>
+            <w:r>
+              <w:rPr>
+                <w:rFonts w:ascii="Calibri" w:cs="Calibri" w:eastAsia="Calibri" w:hAnsi="Calibri"/>
+                <w:color w:val="000000"/>
+                <w:sz w:val="22"/>
+                <w:szCs w:val="22"/>
+              </w:rPr>
+              <w:t xml:space="preserve">Skim your two chapters for the six ideas — a re-read with a purpose</w:t>
+            </w:r>
+          </w:p>
+          <w:p>
+            <w:pPr>
+              <w:spacing w:after="40"/>
+              <w:ind w:left="300" w:hanging="200"/>
+            </w:pPr>
+            <w:r>
+              <w:rPr>
+                <w:rFonts w:ascii="Calibri" w:cs="Calibri" w:eastAsia="Calibri" w:hAnsi="Calibri"/>
+                <w:color w:val="000000"/>
+                <w:sz w:val="22"/>
+                <w:szCs w:val="22"/>
+              </w:rPr>
+              <w:t xml:space="preserve">•	</w:t>
+            </w:r>
+            <w:r>
+              <w:rPr>
+                <w:rFonts w:ascii="Calibri" w:cs="Calibri" w:eastAsia="Calibri" w:hAnsi="Calibri"/>
+                <w:color w:val="000000"/>
+                <w:sz w:val="22"/>
+                <w:szCs w:val="22"/>
+              </w:rPr>
+              <w:t xml:space="preserve">At least 6 quotes, from at least 3 different posters</w:t>
+            </w:r>
+          </w:p>
+          <w:p>
+            <w:pPr>
+              <w:spacing w:after="40"/>
+              <w:ind w:left="300" w:hanging="200"/>
+            </w:pPr>
+            <w:r>
+              <w:rPr>
+                <w:rFonts w:ascii="Calibri" w:cs="Calibri" w:eastAsia="Calibri" w:hAnsi="Calibri"/>
+                <w:color w:val="000000"/>
+                <w:sz w:val="22"/>
+                <w:szCs w:val="22"/>
+              </w:rPr>
+              <w:t xml:space="preserve">•	</w:t>
+            </w:r>
+            <w:r>
+              <w:rPr>
+                <w:rFonts w:ascii="Calibri" w:cs="Calibri" w:eastAsia="Calibri" w:hAnsi="Calibri"/>
+                <w:color w:val="000000"/>
+                <w:sz w:val="22"/>
+                <w:szCs w:val="22"/>
+              </w:rPr>
+              <w:t xml:space="preserve">Each one on a sticky note — the words, the chapter, your name — onto the matching poster as you go</w:t>
+            </w:r>
+          </w:p>
+          <w:p>
+            <w:pPr>
+              <w:spacing w:after="40"/>
+              <w:ind w:left="300" w:hanging="200"/>
+            </w:pPr>
+            <w:r>
+              <w:rPr>
+                <w:rFonts w:ascii="Calibri" w:cs="Calibri" w:eastAsia="Calibri" w:hAnsi="Calibri"/>
+                <w:color w:val="000000"/>
+                <w:sz w:val="22"/>
+                <w:szCs w:val="22"/>
+              </w:rPr>
+              <w:t xml:space="preserve">•	</w:t>
+            </w:r>
+            <w:r>
+              <w:rPr>
+                <w:rFonts w:ascii="Calibri" w:cs="Calibri" w:eastAsia="Calibri" w:hAnsi="Calibri"/>
+                <w:color w:val="000000"/>
+                <w:sz w:val="22"/>
+                <w:szCs w:val="22"/>
+              </w:rPr>
+              <w:t xml:space="preserve">The same quote on your own sheet, plus what it shows</w:t>
+            </w:r>
+          </w:p>
+        </w:tc>
+      </w:tr>
+      <w:tr>
+        <w:tc>
+          <w:tcPr>
+            <w:tcW w:type="dxa" w:w="2700"/>
+            <w:shd w:fill="9DC3E6" w:color="auto" w:val="clear"/>
+            <w:tcMar>
+              <w:top w:type="dxa" w:w="90"/>
+              <w:left w:type="dxa" w:w="140"/>
+              <w:bottom w:type="dxa" w:w="90"/>
+              <w:right w:type="dxa" w:w="140"/>
+            </w:tcMar>
+          </w:tcPr>
           <w:p>
             <w:pPr>
               <w:spacing w:after="60"/>
@@ -380,16 +630,67 @@
                 <w:sz w:val="22"/>
                 <w:szCs w:val="22"/>
               </w:rPr>
-              <w:t xml:space="preserve">Hand out chapter tickets.</w:t>
-            </w:r>
-            <w:r>
-              <w:rPr>
-                <w:rFonts w:ascii="Calibri" w:cs="Calibri" w:eastAsia="Calibri" w:hAnsi="Calibri"/>
-                <w:color w:val="000000"/>
-                <w:sz w:val="22"/>
-                <w:szCs w:val="22"/>
-              </w:rPr>
-              <w:t xml:space="preserve"> Cut and shuffled in advance (BoneSparrow-chapter-tickets.docx). Each student draws one at random and gets two chapters (chapter 37 is on its own). If a class is bigger than 19, the tickets repeat — that's fine, two students on the same two chapters will still find different quotes.</w:t>
+              <w:t xml:space="preserve">Explore and extend</w:t>
+            </w:r>
+          </w:p>
+        </w:tc>
+        <w:tc>
+          <w:tcPr>
+            <w:tcW w:type="dxa" w:w="7606"/>
+            <w:shd w:fill="DEEBF7" w:color="auto" w:val="clear"/>
+            <w:tcMar>
+              <w:top w:type="dxa" w:w="90"/>
+              <w:left w:type="dxa" w:w="140"/>
+              <w:bottom w:type="dxa" w:w="90"/>
+              <w:right w:type="dxa" w:w="140"/>
+            </w:tcMar>
+          </w:tcPr>
+          <w:p>
+            <w:pPr>
+              <w:spacing w:after="40"/>
+              <w:ind w:left="300" w:hanging="200"/>
+            </w:pPr>
+            <w:r>
+              <w:rPr>
+                <w:rFonts w:ascii="Calibri" w:cs="Calibri" w:eastAsia="Calibri" w:hAnsi="Calibri"/>
+                <w:color w:val="000000"/>
+                <w:sz w:val="22"/>
+                <w:szCs w:val="22"/>
+              </w:rPr>
+              <w:t xml:space="preserve">•	</w:t>
+            </w:r>
+            <w:r>
+              <w:rPr>
+                <w:rFonts w:ascii="Calibri" w:cs="Calibri" w:eastAsia="Calibri" w:hAnsi="Calibri"/>
+                <w:color w:val="000000"/>
+                <w:sz w:val="22"/>
+                <w:szCs w:val="22"/>
+              </w:rPr>
+              <w:t xml:space="preserve">Find a quote that fits two posters and explain the overlap on your sheet</w:t>
+            </w:r>
+          </w:p>
+          <w:p>
+            <w:pPr>
+              <w:spacing w:after="40"/>
+              <w:ind w:left="300" w:hanging="200"/>
+            </w:pPr>
+            <w:r>
+              <w:rPr>
+                <w:rFonts w:ascii="Calibri" w:cs="Calibri" w:eastAsia="Calibri" w:hAnsi="Calibri"/>
+                <w:color w:val="000000"/>
+                <w:sz w:val="22"/>
+                <w:szCs w:val="22"/>
+              </w:rPr>
+              <w:t xml:space="preserve">•	</w:t>
+            </w:r>
+            <w:r>
+              <w:rPr>
+                <w:rFonts w:ascii="Calibri" w:cs="Calibri" w:eastAsia="Calibri" w:hAnsi="Calibri"/>
+                <w:color w:val="000000"/>
+                <w:sz w:val="22"/>
+                <w:szCs w:val="22"/>
+              </w:rPr>
+              <w:t xml:space="preserve">If your chapters are quiet on an idea, borrow one from a poster onto your sheet — with the chapter, and whose it is</w:t>
             </w:r>
           </w:p>
         </w:tc>
@@ -397,12 +698,12 @@
       <w:tr>
         <w:tc>
           <w:tcPr>
-            <w:tcW w:type="dxa" w:w="2600"/>
-            <w:shd w:fill="E7E6E6" w:color="auto" w:val="clear"/>
-            <w:tcMar>
-              <w:top w:type="dxa" w:w="100"/>
-              <w:left w:type="dxa" w:w="140"/>
-              <w:bottom w:type="dxa" w:w="100"/>
+            <w:tcW w:type="dxa" w:w="2700"/>
+            <w:shd w:fill="FFE699" w:color="auto" w:val="clear"/>
+            <w:tcMar>
+              <w:top w:type="dxa" w:w="90"/>
+              <w:left w:type="dxa" w:w="140"/>
+              <w:bottom w:type="dxa" w:w="90"/>
               <w:right w:type="dxa" w:w="140"/>
             </w:tcMar>
           </w:tcPr>
@@ -419,106 +720,75 @@
                 <w:sz w:val="22"/>
                 <w:szCs w:val="22"/>
               </w:rPr>
-              <w:t xml:space="preserve">Apply</w:t>
-            </w:r>
-          </w:p>
-        </w:tc>
-        <w:tc>
-          <w:tcPr>
-            <w:tcW w:type="dxa" w:w="7706"/>
-            <w:tcMar>
-              <w:top w:type="dxa" w:w="100"/>
-              <w:left w:type="dxa" w:w="140"/>
-              <w:bottom w:type="dxa" w:w="100"/>
-              <w:right w:type="dxa" w:w="140"/>
-            </w:tcMar>
-          </w:tcPr>
-          <w:p>
-            <w:pPr>
-              <w:spacing w:after="60"/>
-            </w:pPr>
-            <w:r>
-              <w:rPr>
-                <w:rFonts w:ascii="Calibri" w:cs="Calibri" w:eastAsia="Calibri" w:hAnsi="Calibri"/>
-                <w:color w:val="000000"/>
-                <w:sz w:val="22"/>
-                <w:szCs w:val="22"/>
-              </w:rPr>
-              <w:t xml:space="preserve">Working alone, students:</w:t>
-            </w:r>
-          </w:p>
-          <w:p>
-            <w:pPr>
-              <w:spacing w:after="40"/>
-              <w:ind w:left="300" w:hanging="200"/>
-            </w:pPr>
-            <w:r>
-              <w:rPr>
-                <w:rFonts w:ascii="Calibri" w:cs="Calibri" w:eastAsia="Calibri" w:hAnsi="Calibri"/>
-                <w:color w:val="000000"/>
-                <w:sz w:val="22"/>
-                <w:szCs w:val="22"/>
-              </w:rPr>
-              <w:t xml:space="preserve">•	Skim their two chapters for the ideas on the posters — most of this reading has already been done; this is a re-read with a purpose</w:t>
-            </w:r>
-          </w:p>
-          <w:p>
-            <w:pPr>
-              <w:spacing w:after="40"/>
-              <w:ind w:left="300" w:hanging="200"/>
-            </w:pPr>
-            <w:r>
-              <w:rPr>
-                <w:rFonts w:ascii="Calibri" w:cs="Calibri" w:eastAsia="Calibri" w:hAnsi="Calibri"/>
-                <w:color w:val="000000"/>
-                <w:sz w:val="22"/>
-                <w:szCs w:val="22"/>
-              </w:rPr>
-              <w:t xml:space="preserve">•	Find at least 6 quotes total, from at least 3 different posters</w:t>
-            </w:r>
-          </w:p>
-          <w:p>
-            <w:pPr>
-              <w:spacing w:after="40"/>
-              <w:ind w:left="300" w:hanging="200"/>
-            </w:pPr>
-            <w:r>
-              <w:rPr>
-                <w:rFonts w:ascii="Calibri" w:cs="Calibri" w:eastAsia="Calibri" w:hAnsi="Calibri"/>
-                <w:color w:val="000000"/>
-                <w:sz w:val="22"/>
-                <w:szCs w:val="22"/>
-              </w:rPr>
-              <w:t xml:space="preserve">•	Write each quote on a sticky note — the words, the chapter, their name — and stick it on the matching poster as they go</w:t>
-            </w:r>
-          </w:p>
-          <w:p>
-            <w:pPr>
-              <w:spacing w:after="40"/>
-              <w:ind w:left="300" w:hanging="200"/>
-            </w:pPr>
-            <w:r>
-              <w:rPr>
-                <w:rFonts w:ascii="Calibri" w:cs="Calibri" w:eastAsia="Calibri" w:hAnsi="Calibri"/>
-                <w:color w:val="000000"/>
-                <w:sz w:val="22"/>
-                <w:szCs w:val="22"/>
-              </w:rPr>
-              <w:t xml:space="preserve">•	Copy the same information onto their own quote-hunt sheet (BoneSparrow-quote-hunt.docx), plus a line on what the quote shows</w:t>
-            </w:r>
-          </w:p>
-          <w:p>
-            <w:pPr>
-              <w:spacing w:after="0"/>
-            </w:pPr>
-            <w:r>
-              <w:rPr>
-                <w:rFonts w:ascii="Calibri" w:cs="Calibri" w:eastAsia="Calibri" w:hAnsi="Calibri"/>
-                <w:color w:val="000000"/>
-                <w:sz w:val="22"/>
-                <w:szCs w:val="22"/>
-              </w:rPr>
-              <w:t xml:space="preserve">Circulate and check the posters as they fill — a chapter with nothing found is a chapter nobody has actually opened.</w:t>
+              <w:t xml:space="preserve">Review and reflect:</w:t>
+            </w:r>
+          </w:p>
+        </w:tc>
+        <w:tc>
+          <w:tcPr>
+            <w:tcW w:type="dxa" w:w="7606"/>
+            <w:shd w:fill="FFF2CC" w:color="auto" w:val="clear"/>
+            <w:tcMar>
+              <w:top w:type="dxa" w:w="90"/>
+              <w:left w:type="dxa" w:w="140"/>
+              <w:bottom w:type="dxa" w:w="90"/>
+              <w:right w:type="dxa" w:w="140"/>
+            </w:tcMar>
+          </w:tcPr>
+          <w:p>
+            <w:pPr>
+              <w:spacing w:after="60"/>
+            </w:pPr>
+            <w:r>
+              <w:rPr>
+                <w:rFonts w:ascii="Calibri" w:cs="Calibri" w:eastAsia="Calibri" w:hAnsi="Calibri"/>
+                <w:color w:val="000000"/>
+                <w:sz w:val="22"/>
+                <w:szCs w:val="22"/>
+              </w:rPr>
+              <w:t xml:space="preserve">Gallery walk, two minutes, posters that aren't yours. Then the conditions for the </w:t>
+            </w:r>
+            <w:hyperlink w:history="1" r:id="rIdzfqmsvig2pyau6jotguoi">
+              <w:r>
+                <w:rPr>
+                  <w:rFonts w:ascii="Calibri" w:cs="Calibri" w:eastAsia="Calibri" w:hAnsi="Calibri"/>
+                  <w:color w:val="0563C1"/>
+                  <w:sz w:val="22"/>
+                  <w:szCs w:val="22"/>
+                  <w:u w:val="single"/>
+                </w:rPr>
+                <w:t xml:space="preserve">CAT</w:t>
+              </w:r>
+            </w:hyperlink>
+            <w:r>
+              <w:rPr>
+                <w:rFonts w:ascii="Calibri" w:cs="Calibri" w:eastAsia="Calibri" w:hAnsi="Calibri"/>
+                <w:color w:val="000000"/>
+                <w:sz w:val="22"/>
+                <w:szCs w:val="22"/>
+              </w:rPr>
+              <w:t xml:space="preserve">: your novel, a dictionary, your quote-hunt sheet, one page of your own notes if you want it — nothing else. The posters and the </w:t>
+            </w:r>
+            <w:hyperlink w:history="1" r:id="rIdf9qw3podaeo1c_1nkx1e0">
+              <w:r>
+                <w:rPr>
+                  <w:rFonts w:ascii="Calibri" w:cs="Calibri" w:eastAsia="Calibri" w:hAnsi="Calibri"/>
+                  <w:color w:val="0563C1"/>
+                  <w:sz w:val="22"/>
+                  <w:szCs w:val="22"/>
+                  <w:u w:val="single"/>
+                </w:rPr>
+                <w:t xml:space="preserve">writing wall</w:t>
+              </w:r>
+            </w:hyperlink>
+            <w:r>
+              <w:rPr>
+                <w:rFonts w:ascii="Calibri" w:cs="Calibri" w:eastAsia="Calibri" w:hAnsi="Calibri"/>
+                <w:color w:val="000000"/>
+                <w:sz w:val="22"/>
+                <w:szCs w:val="22"/>
+              </w:rPr>
+              <w:t xml:space="preserve"> stay in the room.</w:t>
             </w:r>
           </w:p>
         </w:tc>
@@ -526,12 +796,12 @@
       <w:tr>
         <w:tc>
           <w:tcPr>
-            <w:tcW w:type="dxa" w:w="2600"/>
-            <w:shd w:fill="E7E6E6" w:color="auto" w:val="clear"/>
-            <w:tcMar>
-              <w:top w:type="dxa" w:w="100"/>
-              <w:left w:type="dxa" w:w="140"/>
-              <w:bottom w:type="dxa" w:w="100"/>
+            <w:tcW w:type="dxa" w:w="2700"/>
+            <w:shd w:fill="FFFFFF" w:color="auto" w:val="clear"/>
+            <w:tcMar>
+              <w:top w:type="dxa" w:w="90"/>
+              <w:left w:type="dxa" w:w="140"/>
+              <w:bottom w:type="dxa" w:w="90"/>
               <w:right w:type="dxa" w:w="140"/>
             </w:tcMar>
           </w:tcPr>
@@ -548,48 +818,136 @@
                 <w:sz w:val="22"/>
                 <w:szCs w:val="22"/>
               </w:rPr>
-              <w:t xml:space="preserve">Explore and extend</w:t>
-            </w:r>
-          </w:p>
-        </w:tc>
-        <w:tc>
-          <w:tcPr>
-            <w:tcW w:type="dxa" w:w="7706"/>
-            <w:tcMar>
-              <w:top w:type="dxa" w:w="100"/>
-              <w:left w:type="dxa" w:w="140"/>
-              <w:bottom w:type="dxa" w:w="100"/>
-              <w:right w:type="dxa" w:w="140"/>
-            </w:tcMar>
-          </w:tcPr>
-          <w:p>
-            <w:pPr>
-              <w:spacing w:after="40"/>
-              <w:ind w:left="300" w:hanging="200"/>
-            </w:pPr>
-            <w:r>
-              <w:rPr>
-                <w:rFonts w:ascii="Calibri" w:cs="Calibri" w:eastAsia="Calibri" w:hAnsi="Calibri"/>
-                <w:color w:val="000000"/>
-                <w:sz w:val="22"/>
-                <w:szCs w:val="22"/>
-              </w:rPr>
-              <w:t xml:space="preserve">•	Find a quote that fits two different posters and explain the overlap on your sheet</w:t>
-            </w:r>
-          </w:p>
-          <w:p>
-            <w:pPr>
-              <w:spacing w:after="40"/>
-              <w:ind w:left="300" w:hanging="200"/>
-            </w:pPr>
-            <w:r>
-              <w:rPr>
-                <w:rFonts w:ascii="Calibri" w:cs="Calibri" w:eastAsia="Calibri" w:hAnsi="Calibri"/>
-                <w:color w:val="000000"/>
-                <w:sz w:val="22"/>
-                <w:szCs w:val="22"/>
-              </w:rPr>
-              <w:t xml:space="preserve">•	If your two chapters are quiet on a particular idea, read the poster and borrow one other student's quote onto your own sheet, with their name and the chapter noted</w:t>
+              <w:t xml:space="preserve">You will need</w:t>
+            </w:r>
+          </w:p>
+        </w:tc>
+        <w:tc>
+          <w:tcPr>
+            <w:tcW w:type="dxa" w:w="7606"/>
+            <w:shd w:fill="FFFFFF" w:color="auto" w:val="clear"/>
+            <w:tcMar>
+              <w:top w:type="dxa" w:w="90"/>
+              <w:left w:type="dxa" w:w="140"/>
+              <w:bottom w:type="dxa" w:w="90"/>
+              <w:right w:type="dxa" w:w="140"/>
+            </w:tcMar>
+          </w:tcPr>
+          <w:p>
+            <w:pPr>
+              <w:spacing w:after="60"/>
+            </w:pPr>
+            <w:r>
+              <w:rPr>
+                <w:rFonts w:ascii="Calibri" w:cs="Calibri" w:eastAsia="Calibri" w:hAnsi="Calibri"/>
+                <w:color w:val="000000"/>
+                <w:sz w:val="22"/>
+                <w:szCs w:val="22"/>
+              </w:rPr>
+              <w:t xml:space="preserve">Your copy of </w:t>
+            </w:r>
+            <w:r>
+              <w:rPr>
+                <w:rFonts w:ascii="Calibri" w:cs="Calibri" w:eastAsia="Calibri" w:hAnsi="Calibri"/>
+                <w:i/>
+                <w:iCs/>
+                <w:color w:val="000000"/>
+                <w:sz w:val="22"/>
+                <w:szCs w:val="22"/>
+              </w:rPr>
+              <w:t xml:space="preserve">The Bone Sparrow</w:t>
+            </w:r>
+          </w:p>
+          <w:p>
+            <w:pPr>
+              <w:spacing w:after="60"/>
+            </w:pPr>
+            <w:hyperlink w:history="1" r:id="rIday-mtiksqsx2pv4qlrppd">
+              <w:r>
+                <w:rPr>
+                  <w:rFonts w:ascii="Calibri" w:cs="Calibri" w:eastAsia="Calibri" w:hAnsi="Calibri"/>
+                  <w:color w:val="0563C1"/>
+                  <w:sz w:val="22"/>
+                  <w:szCs w:val="22"/>
+                  <w:u w:val="single"/>
+                </w:rPr>
+                <w:t xml:space="preserve">Idea posters</w:t>
+              </w:r>
+            </w:hyperlink>
+            <w:r>
+              <w:rPr>
+                <w:rFonts w:ascii="Calibri" w:cs="Calibri" w:eastAsia="Calibri" w:hAnsi="Calibri"/>
+                <w:color w:val="000000"/>
+                <w:sz w:val="22"/>
+                <w:szCs w:val="22"/>
+              </w:rPr>
+              <w:t xml:space="preserve">  (A3, around the room)</w:t>
+            </w:r>
+          </w:p>
+          <w:p>
+            <w:pPr>
+              <w:spacing w:after="60"/>
+            </w:pPr>
+            <w:hyperlink w:history="1" r:id="rIddypf_mtkh7ofuazr0e-zr">
+              <w:r>
+                <w:rPr>
+                  <w:rFonts w:ascii="Calibri" w:cs="Calibri" w:eastAsia="Calibri" w:hAnsi="Calibri"/>
+                  <w:color w:val="0563C1"/>
+                  <w:sz w:val="22"/>
+                  <w:szCs w:val="22"/>
+                  <w:u w:val="single"/>
+                </w:rPr>
+                <w:t xml:space="preserve">Chapter tickets</w:t>
+              </w:r>
+            </w:hyperlink>
+            <w:r>
+              <w:rPr>
+                <w:rFonts w:ascii="Calibri" w:cs="Calibri" w:eastAsia="Calibri" w:hAnsi="Calibri"/>
+                <w:color w:val="000000"/>
+                <w:sz w:val="22"/>
+                <w:szCs w:val="22"/>
+              </w:rPr>
+              <w:t xml:space="preserve">  (cut and shuffled)</w:t>
+            </w:r>
+          </w:p>
+          <w:p>
+            <w:pPr>
+              <w:spacing w:after="60"/>
+            </w:pPr>
+            <w:hyperlink w:history="1" r:id="rIdbsfmjr6cebz9zvqkk4oea">
+              <w:r>
+                <w:rPr>
+                  <w:rFonts w:ascii="Calibri" w:cs="Calibri" w:eastAsia="Calibri" w:hAnsi="Calibri"/>
+                  <w:color w:val="0563C1"/>
+                  <w:sz w:val="22"/>
+                  <w:szCs w:val="22"/>
+                  <w:u w:val="single"/>
+                </w:rPr>
+                <w:t xml:space="preserve">Quote-hunt sheet</w:t>
+              </w:r>
+            </w:hyperlink>
+            <w:r>
+              <w:rPr>
+                <w:rFonts w:ascii="Calibri" w:cs="Calibri" w:eastAsia="Calibri" w:hAnsi="Calibri"/>
+                <w:color w:val="000000"/>
+                <w:sz w:val="22"/>
+                <w:szCs w:val="22"/>
+              </w:rPr>
+              <w:t xml:space="preserve">  (one each)</w:t>
+            </w:r>
+          </w:p>
+          <w:p>
+            <w:pPr>
+              <w:spacing w:after="0"/>
+            </w:pPr>
+            <w:r>
+              <w:rPr>
+                <w:rFonts w:ascii="Calibri" w:cs="Calibri" w:eastAsia="Calibri" w:hAnsi="Calibri"/>
+                <w:color w:val="000000"/>
+                <w:sz w:val="22"/>
+                <w:szCs w:val="22"/>
+              </w:rPr>
+              <w:t xml:space="preserve">Sticky notes</w:t>
             </w:r>
           </w:p>
         </w:tc>
@@ -597,12 +955,12 @@
       <w:tr>
         <w:tc>
           <w:tcPr>
-            <w:tcW w:type="dxa" w:w="2600"/>
-            <w:shd w:fill="E7E6E6" w:color="auto" w:val="clear"/>
-            <w:tcMar>
-              <w:top w:type="dxa" w:w="100"/>
-              <w:left w:type="dxa" w:w="140"/>
-              <w:bottom w:type="dxa" w:w="100"/>
+            <w:tcW w:type="dxa" w:w="2700"/>
+            <w:shd w:fill="FFFFFF" w:color="auto" w:val="clear"/>
+            <w:tcMar>
+              <w:top w:type="dxa" w:w="90"/>
+              <w:left w:type="dxa" w:w="140"/>
+              <w:bottom w:type="dxa" w:w="90"/>
               <w:right w:type="dxa" w:w="140"/>
             </w:tcMar>
           </w:tcPr>
@@ -619,203 +977,54 @@
                 <w:sz w:val="22"/>
                 <w:szCs w:val="22"/>
               </w:rPr>
-              <w:t xml:space="preserve">Review and reflect:</w:t>
-            </w:r>
-          </w:p>
-        </w:tc>
-        <w:tc>
-          <w:tcPr>
-            <w:tcW w:type="dxa" w:w="7706"/>
-            <w:tcMar>
-              <w:top w:type="dxa" w:w="100"/>
-              <w:left w:type="dxa" w:w="140"/>
-              <w:bottom w:type="dxa" w:w="100"/>
-              <w:right w:type="dxa" w:w="140"/>
-            </w:tcMar>
-          </w:tcPr>
-          <w:p>
-            <w:pPr>
-              <w:spacing w:after="60"/>
-            </w:pPr>
-            <w:r>
-              <w:rPr>
-                <w:rFonts w:ascii="Calibri" w:cs="Calibri" w:eastAsia="Calibri" w:hAnsi="Calibri"/>
-                <w:color w:val="000000"/>
-                <w:sz w:val="22"/>
-                <w:szCs w:val="22"/>
-              </w:rPr>
-              <w:t xml:space="preserve">Gallery walk: two minutes reading posters that aren't your own. Then, as a class: remind them what the CAT conditions are. Nothing goes into the sitting except this quote-hunt sheet, one page of their own notes if they want it, their novel and a dictionary — the posters and the writing wall stay in the room.</w:t>
-            </w:r>
-          </w:p>
-        </w:tc>
-      </w:tr>
-      <w:tr>
-        <w:tc>
-          <w:tcPr>
-            <w:tcW w:type="dxa" w:w="2600"/>
-            <w:shd w:fill="E7E6E6" w:color="auto" w:val="clear"/>
-            <w:tcMar>
-              <w:top w:type="dxa" w:w="100"/>
-              <w:left w:type="dxa" w:w="140"/>
-              <w:bottom w:type="dxa" w:w="100"/>
-              <w:right w:type="dxa" w:w="140"/>
-            </w:tcMar>
-          </w:tcPr>
-          <w:p>
-            <w:pPr>
-              <w:spacing w:after="60"/>
-            </w:pPr>
-            <w:r>
-              <w:rPr>
-                <w:rFonts w:ascii="Calibri" w:cs="Calibri" w:eastAsia="Calibri" w:hAnsi="Calibri"/>
-                <w:b/>
-                <w:bCs/>
-                <w:color w:val="000000"/>
-                <w:sz w:val="22"/>
-                <w:szCs w:val="22"/>
-              </w:rPr>
-              <w:t xml:space="preserve">You will need</w:t>
-            </w:r>
-          </w:p>
-        </w:tc>
-        <w:tc>
-          <w:tcPr>
-            <w:tcW w:type="dxa" w:w="7706"/>
-            <w:tcMar>
-              <w:top w:type="dxa" w:w="100"/>
-              <w:left w:type="dxa" w:w="140"/>
-              <w:bottom w:type="dxa" w:w="100"/>
-              <w:right w:type="dxa" w:w="140"/>
-            </w:tcMar>
-          </w:tcPr>
-          <w:p>
-            <w:pPr>
-              <w:spacing w:after="40"/>
-              <w:ind w:left="300" w:hanging="200"/>
-            </w:pPr>
-            <w:r>
-              <w:rPr>
-                <w:rFonts w:ascii="Calibri" w:cs="Calibri" w:eastAsia="Calibri" w:hAnsi="Calibri"/>
-                <w:color w:val="000000"/>
-                <w:sz w:val="22"/>
-                <w:szCs w:val="22"/>
-              </w:rPr>
-              <w:t xml:space="preserve">•	Idea posters around the room (BoneSparrow-idea-posters.docx, printed A3)</w:t>
-            </w:r>
-          </w:p>
-          <w:p>
-            <w:pPr>
-              <w:spacing w:after="40"/>
-              <w:ind w:left="300" w:hanging="200"/>
-            </w:pPr>
-            <w:r>
-              <w:rPr>
-                <w:rFonts w:ascii="Calibri" w:cs="Calibri" w:eastAsia="Calibri" w:hAnsi="Calibri"/>
-                <w:color w:val="000000"/>
-                <w:sz w:val="22"/>
-                <w:szCs w:val="22"/>
-              </w:rPr>
-              <w:t xml:space="preserve">•	Chapter tickets, cut and shuffled (BoneSparrow-chapter-tickets.docx)</w:t>
-            </w:r>
-          </w:p>
-          <w:p>
-            <w:pPr>
-              <w:spacing w:after="40"/>
-              <w:ind w:left="300" w:hanging="200"/>
-            </w:pPr>
-            <w:r>
-              <w:rPr>
-                <w:rFonts w:ascii="Calibri" w:cs="Calibri" w:eastAsia="Calibri" w:hAnsi="Calibri"/>
-                <w:color w:val="000000"/>
-                <w:sz w:val="22"/>
-                <w:szCs w:val="22"/>
-              </w:rPr>
-              <w:t xml:space="preserve">•	One quote-hunt sheet per student (BoneSparrow-quote-hunt.docx)</w:t>
-            </w:r>
-          </w:p>
-          <w:p>
-            <w:pPr>
-              <w:spacing w:after="40"/>
-              <w:ind w:left="300" w:hanging="200"/>
-            </w:pPr>
-            <w:r>
-              <w:rPr>
-                <w:rFonts w:ascii="Calibri" w:cs="Calibri" w:eastAsia="Calibri" w:hAnsi="Calibri"/>
-                <w:color w:val="000000"/>
-                <w:sz w:val="22"/>
-                <w:szCs w:val="22"/>
-              </w:rPr>
-              <w:t xml:space="preserve">•	Sticky notes</w:t>
-            </w:r>
-          </w:p>
-          <w:p>
-            <w:pPr>
-              <w:spacing w:after="40"/>
-              <w:ind w:left="300" w:hanging="200"/>
-            </w:pPr>
-            <w:r>
-              <w:rPr>
-                <w:rFonts w:ascii="Calibri" w:cs="Calibri" w:eastAsia="Calibri" w:hAnsi="Calibri"/>
-                <w:color w:val="000000"/>
-                <w:sz w:val="22"/>
-                <w:szCs w:val="22"/>
-              </w:rPr>
-              <w:t xml:space="preserve">•	Novels</w:t>
-            </w:r>
-          </w:p>
-        </w:tc>
-      </w:tr>
-      <w:tr>
-        <w:tc>
-          <w:tcPr>
-            <w:tcW w:type="dxa" w:w="2600"/>
-            <w:shd w:fill="E7E6E6" w:color="auto" w:val="clear"/>
-            <w:tcMar>
-              <w:top w:type="dxa" w:w="100"/>
-              <w:left w:type="dxa" w:w="140"/>
-              <w:bottom w:type="dxa" w:w="100"/>
-              <w:right w:type="dxa" w:w="140"/>
-            </w:tcMar>
-          </w:tcPr>
-          <w:p>
-            <w:pPr>
-              <w:spacing w:after="60"/>
-            </w:pPr>
-            <w:r>
-              <w:rPr>
-                <w:rFonts w:ascii="Calibri" w:cs="Calibri" w:eastAsia="Calibri" w:hAnsi="Calibri"/>
-                <w:b/>
-                <w:bCs/>
-                <w:color w:val="000000"/>
-                <w:sz w:val="22"/>
-                <w:szCs w:val="22"/>
-              </w:rPr>
               <w:t xml:space="preserve">After the lesson</w:t>
             </w:r>
           </w:p>
         </w:tc>
         <w:tc>
           <w:tcPr>
-            <w:tcW w:type="dxa" w:w="7706"/>
-            <w:tcMar>
-              <w:top w:type="dxa" w:w="100"/>
-              <w:left w:type="dxa" w:w="140"/>
-              <w:bottom w:type="dxa" w:w="100"/>
-              <w:right w:type="dxa" w:w="140"/>
-            </w:tcMar>
-          </w:tcPr>
-          <w:p>
-            <w:pPr>
-              <w:spacing w:after="60"/>
-            </w:pPr>
-            <w:r>
-              <w:rPr>
-                <w:rFonts w:ascii="Calibri" w:cs="Calibri" w:eastAsia="Calibri" w:hAnsi="Calibri"/>
-                <w:color w:val="000000"/>
-                <w:sz w:val="22"/>
-                <w:szCs w:val="22"/>
-              </w:rPr>
-              <w:t xml:space="preserve">Collect the posters, scan them, and print a set for every student — that becomes the shared evidence booklet the class can study from before the CAT. The personal quote-hunt sheet is theirs to keep and bring into the sitting.</w:t>
+            <w:tcW w:type="dxa" w:w="7606"/>
+            <w:shd w:fill="FFFFFF" w:color="auto" w:val="clear"/>
+            <w:tcMar>
+              <w:top w:type="dxa" w:w="90"/>
+              <w:left w:type="dxa" w:w="140"/>
+              <w:bottom w:type="dxa" w:w="90"/>
+              <w:right w:type="dxa" w:w="140"/>
+            </w:tcMar>
+          </w:tcPr>
+          <w:p>
+            <w:pPr>
+              <w:spacing w:after="60"/>
+            </w:pPr>
+            <w:r>
+              <w:rPr>
+                <w:rFonts w:ascii="Calibri" w:cs="Calibri" w:eastAsia="Calibri" w:hAnsi="Calibri"/>
+                <w:color w:val="000000"/>
+                <w:sz w:val="22"/>
+                <w:szCs w:val="22"/>
+              </w:rPr>
+              <w:t xml:space="preserve">Collect the posters, scan them, print a set for everyone — the class evidence booklet to study from before the CAT. The quote-hunt sheet is theirs to keep and bring in. Everything above lives on the </w:t>
+            </w:r>
+            <w:hyperlink w:history="1" r:id="rIdapucraofxdrbmdjcnyepk">
+              <w:r>
+                <w:rPr>
+                  <w:rFonts w:ascii="Calibri" w:cs="Calibri" w:eastAsia="Calibri" w:hAnsi="Calibri"/>
+                  <w:color w:val="0563C1"/>
+                  <w:sz w:val="22"/>
+                  <w:szCs w:val="22"/>
+                  <w:u w:val="single"/>
+                </w:rPr>
+                <w:t xml:space="preserve">teacher hub</w:t>
+              </w:r>
+            </w:hyperlink>
+            <w:r>
+              <w:rPr>
+                <w:rFonts w:ascii="Calibri" w:cs="Calibri" w:eastAsia="Calibri" w:hAnsi="Calibri"/>
+                <w:color w:val="000000"/>
+                <w:sz w:val="22"/>
+                <w:szCs w:val="22"/>
+              </w:rPr>
+              <w:t xml:space="preserve">.</w:t>
             </w:r>
           </w:p>
         </w:tc>
